--- a/Xceed.Words.NET.Examples/Samples/FootnoteEndnote/Output/AddEndnotes.docx
+++ b/Xceed.Words.NET.Examples/Samples/FootnoteEndnote/Output/AddEndnotes.docx
@@ -9,7 +9,7 @@
       </w:pPr>
       <w:r>
         <w:rPr>
-          <w:lang w:val="en-US"/>
+          <w:lang w:val="en-CA"/>
           <w:sz w:val="30"/>
           <w:szCs w:val="30"/>
         </w:rPr>
@@ -22,7 +22,7 @@
       </w:pPr>
       <w:r>
         <w:rPr>
-          <w:lang w:val="en-US"/>
+          <w:lang w:val="en-CA"/>
           <w:sz w:val="30"/>
           <w:szCs w:val="30"/>
           <w:color w:val="FFA500"/>
@@ -31,7 +31,7 @@
       </w:r>
       <w:r>
         <w:rPr>
-          <w:lang w:val="en-US"/>
+          <w:lang w:val="en-CA"/>
           <w:sz w:val="30"/>
           <w:szCs w:val="30"/>
           <w:color w:val="FFA500"/>
@@ -40,7 +40,7 @@
       </w:r>
       <w:r>
         <w:rPr>
-          <w:lang w:val="en-US"/>
+          <w:lang w:val="en-CA"/>
           <w:sz w:val="30"/>
           <w:szCs w:val="30"/>
           <w:color w:val="FFA500"/>
@@ -62,7 +62,7 @@
       <w:r>
         <w:rPr>
           <w:rStyle w:val="EndnoteReference"/>
-          <w:lang w:val="en-US"/>
+          <w:lang w:val="en-CA"/>
           <w:b/>
           <w:sz w:val="30"/>
           <w:szCs w:val="30"/>
@@ -85,7 +85,7 @@
       </w:pPr>
       <w:r>
         <w:rPr>
-          <w:lang w:val="en-US"/>
+          <w:lang w:val="en-CA"/>
           <w:sz w:val="30"/>
           <w:szCs w:val="30"/>
           <w:color w:val="FFA500"/>
@@ -94,7 +94,7 @@
       </w:r>
       <w:r>
         <w:rPr>
-          <w:lang w:val="en-US"/>
+          <w:lang w:val="en-CA"/>
           <w:sz w:val="30"/>
           <w:szCs w:val="30"/>
           <w:color w:val="FFA500"/>
@@ -103,7 +103,7 @@
       </w:r>
       <w:r>
         <w:rPr>
-          <w:lang w:val="en-US"/>
+          <w:lang w:val="en-CA"/>
           <w:sz w:val="30"/>
           <w:szCs w:val="30"/>
           <w:color w:val="FFA500"/>
@@ -181,7 +181,7 @@
       <w:r>
         <w:rPr>
           <w:rStyle w:val="EndnoteReference"/>
-          <w:lang w:val="en-US"/>
+          <w:lang w:val="en-CA"/>
           <w:b/>
           <w:sz w:val="30"/>
           <w:szCs w:val="30"/>
@@ -213,7 +213,7 @@
       </w:r>
       <w:r>
         <w:rPr>
-          <w:lang w:val="en-US"/>
+          <w:lang w:val="en-CA"/>
           <w:b/>
           <w:sz w:val="30"/>
           <w:szCs w:val="30"/>
@@ -254,7 +254,7 @@
                     <pic:cNvPicPr/>
                   </pic:nvPicPr>
                   <pic:blipFill>
-                    <a:blip xmlns:r="http://schemas.openxmlformats.org/officeDocument/2006/relationships" r:embed="R1ca14a7c537b44ef"/>
+                    <a:blip xmlns:r="http://schemas.openxmlformats.org/officeDocument/2006/relationships" r:embed="Rdf0d278d0d474ceb"/>
                     <a:stretch>
                       <a:fillRect/>
                     </a:stretch>
@@ -291,7 +291,7 @@
         <w:rFonts w:asciiTheme="minorHAnsi" w:eastAsiaTheme="minorHAnsi" w:hAnsiTheme="minorHAnsi" w:cstheme="minorBidi"/>
         <w:sz w:val="22"/>
         <w:szCs w:val="22"/>
-        <w:lang w:val="en-US" w:eastAsia="en-US" w:bidi="ar-SA"/>
+        <w:lang w:val="en-CA" w:eastAsia="en-US" w:bidi="ar-SA"/>
       </w:rPr>
     </w:rPrDefault>
     <w:pPrDefault/>
